--- a/july_2026/adjective_tests/adjective_analysis_output/strong_with_e_filtered_exceptions.docx
+++ b/july_2026/adjective_tests/adjective_analysis_output/strong_with_e_filtered_exceptions.docx
@@ -134,7 +134,7 @@
       </w:r>
       <w:r>
         <w:br/>
-        <w:t>Line 07-0-ch 409 (data/oxford_txts/ShipT_oxford.txt)</w:t>
+        <w:t>Line The Shipman's Tale 409 (data/oxford_txts/ShipT_oxford.txt)</w:t>
         <w:br/>
       </w:r>
       <w:r>
@@ -1352,7 +1352,7 @@
       </w:r>
       <w:r>
         <w:br/>
-        <w:t>Line 07-0-ch 106 (data/oxford_txts/ShipT_oxford.txt)</w:t>
+        <w:t>Line The Shipman's Tale 106 (data/oxford_txts/ShipT_oxford.txt)</w:t>
         <w:br/>
       </w:r>
       <w:r>
@@ -8828,7 +8828,7 @@
       </w:r>
       <w:r>
         <w:br/>
-        <w:t>Line 07-0-ch 216 (data/oxford_txts/ShipT_oxford.txt)</w:t>
+        <w:t>Line The Shipman's Tale 216 (data/oxford_txts/ShipT_oxford.txt)</w:t>
         <w:br/>
       </w:r>
       <w:r>
